--- a/docs/AI问书-产品PRD-v1.13.docx
+++ b/docs/AI问书-产品PRD-v1.13.docx
@@ -18740,7 +18740,7 @@
         <w:rPr>
           <w:rFonts w:ascii="Heiti SC" w:cs="Heiti SC" w:eastAsia="Heiti SC" w:hAnsi="Heiti SC"/>
         </w:rPr>
-        <w:t xml:space="preserve">机构无订阅或套餐全部过期时，订阅卡区分两态——全部过期＝卡头保留上一套餐名 +「已过期」标，正文「订阅套餐已全部过期」+「上一套餐「{套餐}」已于 {到期日} 到期：机构既有内容与数据完整保留，C 端问答与新建 / 上传暂停，续费后即时恢复」+ 引导「如需开通或续费，请联系平台客服」；从未开通＝「暂未开通订阅套餐」+ 开通价值说明 + 同引导。历史经营数据照常展示（数据是既成事实）；页头〔演示〕「订阅状态」三态切换（正常 / 全部过期 / 未开通）供评审预览。</w:t>
+        <w:t xml:space="preserve">机构无订阅或套餐全部过期时，订阅卡区分两态——全部过期＝卡头保留上一套餐名 +「已过期」标，正文「订阅套餐已全部过期」+「上一套餐「{套餐}」已于 {到期日} 到期：机构既有内容与数据完整保留，C 端问答与新建 / 上传暂停，续费后即时恢复」+ 引导「如需开通或续费，请联系平台客服」；从未开通＝「暂未开通订阅套餐」+ 开通价值说明 + 同引导。历史经营数据照常展示（数据是既成事实）；页头〔演示〕「订阅状态」四态切换（正常 / 不限 / 全部过期 / 未开通）供评审预览。</w:t>
       </w:r>
     </w:p>
     <w:p>
@@ -24519,6 +24519,100 @@
           <w:rFonts w:ascii="Heiti SC" w:cs="Heiti SC" w:eastAsia="Heiti SC" w:hAnsi="Heiti SC"/>
         </w:rPr>
         <w:t xml:space="preserve">实时同步占消费机构 KP、不占存储（文件实体在源机构）、消耗其 Token（原「不占 KP / 存储」作废）；独立快照占消费机构 KP / 存储、消耗其 Token。</w:t>
+      </w:r>
+    </w:p>
+    <w:p>
+      <w:pPr>
+        <w:pStyle w:val="ListParagraph"/>
+        <w:numPr>
+          <w:ilvl w:val="0"/>
+          <w:numId w:val="3"/>
+        </w:numPr>
+        <w:spacing w:after="60" w:line="300"/>
+      </w:pPr>
+      <w:r>
+        <w:rPr>
+          <w:b/>
+          <w:bCs/>
+          <w:rFonts w:ascii="Heiti SC" w:cs="Heiti SC" w:eastAsia="Heiti SC" w:hAnsi="Heiti SC"/>
+        </w:rPr>
+        <w:t xml:space="preserve">额度「不限」的展示规则（0812-g）：</w:t>
+      </w:r>
+      <w:r>
+        <w:rPr>
+          <w:rFonts w:ascii="Heiti SC" w:cs="Heiti SC" w:eastAsia="Heiti SC" w:hAnsi="Heiti SC"/>
+        </w:rPr>
+        <w:t xml:space="preserve">不限版套餐三项额度均不限，定制版可只设某一项不限（故</w:t>
+      </w:r>
+      <w:r>
+        <w:rPr>
+          <w:b/>
+          <w:bCs/>
+          <w:rFonts w:ascii="Heiti SC" w:cs="Heiti SC" w:eastAsia="Heiti SC" w:hAnsi="Heiti SC"/>
+        </w:rPr>
+        <w:t xml:space="preserve">按行判定</w:t>
+      </w:r>
+      <w:r>
+        <w:rPr>
+          <w:rFonts w:ascii="Heiti SC" w:cs="Heiti SC" w:eastAsia="Heiti SC" w:hAnsi="Heiti SC"/>
+        </w:rPr>
+        <w:t xml:space="preserve">）。额度值显示「不限」而非数字，</w:t>
+      </w:r>
+      <w:r>
+        <w:rPr>
+          <w:b/>
+          <w:bCs/>
+          <w:rFonts w:ascii="Heiti SC" w:cs="Heiti SC" w:eastAsia="Heiti SC" w:hAnsi="Heiti SC"/>
+        </w:rPr>
+        <w:t xml:space="preserve">不画百分比进度条</w:t>
+      </w:r>
+      <w:r>
+        <w:rPr>
+          <w:rFonts w:ascii="Heiti SC" w:cs="Heiti SC" w:eastAsia="Heiti SC" w:hAnsi="Heiti SC"/>
+        </w:rPr>
+        <w:t xml:space="preserve">——无上限则「还剩多少」不成立，一条恒 0% 的进度条会被误读为「几乎没用」或数据异常；进度条位置改为满宽的</w:t>
+      </w:r>
+      <w:r>
+        <w:rPr>
+          <w:b/>
+          <w:bCs/>
+          <w:rFonts w:ascii="Heiti SC" w:cs="Heiti SC" w:eastAsia="Heiti SC" w:hAnsi="Heiti SC"/>
+        </w:rPr>
+        <w:t xml:space="preserve">电光靛渐隐轨道、右端淡出不封口 + 慢速流光扫过</w:t>
+      </w:r>
+      <w:r>
+        <w:rPr>
+          <w:rFonts w:ascii="Heiti SC" w:cs="Heiti SC" w:eastAsia="Heiti SC" w:hAnsi="Heiti SC"/>
+        </w:rPr>
+        <w:t xml:space="preserve">（0813 视觉定版，表达「延伸出去、没有终点」，与有上限的实心条一眼可辨），右侧百分比位置显示「不限」（电光靛）。</w:t>
+      </w:r>
+      <w:r>
+        <w:rPr>
+          <w:b/>
+          <w:bCs/>
+          <w:rFonts w:ascii="Heiti SC" w:cs="Heiti SC" w:eastAsia="Heiti SC" w:hAnsi="Heiti SC"/>
+        </w:rPr>
+        <w:t xml:space="preserve">保留「当前占用 / 本周期消耗」绝对值</w:t>
+      </w:r>
+      <w:r>
+        <w:rPr>
+          <w:rFonts w:ascii="Heiti SC" w:cs="Heiti SC" w:eastAsia="Heiti SC" w:hAnsi="Heiti SC"/>
+        </w:rPr>
+        <w:t xml:space="preserve">——这是不限额度下唯一有意义的信息。配套：不限项不做超限阻断；加油包对不限项无意义；</w:t>
+      </w:r>
+      <w:r>
+        <w:rPr>
+          <w:b/>
+          <w:bCs/>
+          <w:rFonts w:ascii="Heiti SC" w:cs="Heiti SC" w:eastAsia="Heiti SC" w:hAnsi="Heiti SC"/>
+        </w:rPr>
+        <w:t xml:space="preserve">Token 不限时用量看板阈值预警条隐藏</w:t>
+      </w:r>
+      <w:r>
+        <w:rPr>
+          <w:rFonts w:ascii="Heiti SC" w:cs="Heiti SC" w:eastAsia="Heiti SC" w:hAnsi="Heiti SC"/>
+        </w:rPr>
+        <w:t xml:space="preserve">（无上限即无 70/80/90/95% 阈值）。演示：机构后台主控台〔演示〕订阅状态「不限」态、平台后台演示机构「BB 数字出版」。</w:t>
       </w:r>
     </w:p>
     <w:p>
